--- a/RPA/12_项目二_课件教师答案对照手册_v1.5_20260908.docx
+++ b/RPA/12_项目二_课件教师答案对照手册_v1.5_20260908.docx
@@ -1410,7 +1410,7 @@
           </w:tcPr>
           <w:p>
             <w:r>
-              <w:t>现场演示：上节课含糊命令原样再发一次，让全班看它翻车</w:t>
+              <w:t>原始数据＋AI 结果一起投：两个王芳只剩一个——不解释，直接翻页</w:t>
             </w:r>
           </w:p>
         </w:tc>
@@ -1430,7 +1430,7 @@
           </w:tcPr>
           <w:p>
             <w:r>
-              <w:t>有学生说『上次不是这样发的』——承认记忆，强调今天看结果</w:t>
+              <w:t>有学生说『上次不是一行吗』——对，这回数据加了料；表为预跑示意，以现场实测为准</w:t>
             </w:r>
           </w:p>
         </w:tc>
@@ -1472,7 +1472,7 @@
           </w:tcPr>
           <w:p>
             <w:r>
-              <w:t>指着 3 个『自作主张』逐个问：它凭什么替你决定？</w:t>
+              <w:t>逐条问「它问过你吗？」：留哪个王芳／空格谁去的／列名顺序谁定的</w:t>
             </w:r>
           </w:p>
         </w:tc>
@@ -1492,7 +1492,7 @@
           </w:tcPr>
           <w:p>
             <w:r>
-              <w:t>学生归因『机器人笨』——拉回『命令没说清』</w:t>
+              <w:t>学生说『删得对』——对错不论，要点是它没问；追问：第二个王芳要是真机主呢</w:t>
             </w:r>
           </w:p>
         </w:tc>
@@ -1532,7 +1532,7 @@
           </w:tcPr>
           <w:p>
             <w:r>
-              <w:t>对照上一页，给出『好命令』的标准说法，黑板写一行</w:t>
+              <w:t>抽 2 组上台，命令一字不改，老师原样发给 AI</w:t>
             </w:r>
           </w:p>
         </w:tc>
@@ -1552,7 +1552,7 @@
           </w:tcPr>
           <w:p>
             <w:r>
-              <w:t>—</w:t>
+              <w:t>任务A/B各抽一组；填得怪也让 AI 照做；留错王芳＝最好的教材</w:t>
             </w:r>
           </w:p>
         </w:tc>
@@ -5004,7 +5004,7 @@
           </w:tcPr>
           <w:p>
             <w:r>
-              <w:t>课后任务念两遍：满 100 再减 5；上机带图纸。布置🗓大任务（一周内交）：家里大开销画『满减或比价』三行图纸＋家人挑一个刺——记录册『大任务』页登记，+5 分</w:t>
+              <w:t>课后任务念两遍：满 100 再减 5；上机带图纸。布置🗓大任务（一周）：『我的省钱图纸』——校内真花钱场景（食堂/打印/奶茶）问清价目，照外卖计算器画三行，同桌互验签字</w:t>
             </w:r>
           </w:p>
         </w:tc>
@@ -5024,7 +5024,7 @@
           </w:tcPr>
           <w:p>
             <w:r>
-              <w:t>大任务别当场验收——下次课前收，挑 2 份投屏表扬</w:t>
+              <w:t>检查=收记录册对三行＋签字，抽 2 人投屏；场景困难户直接给打印店价目</w:t>
             </w:r>
           </w:p>
         </w:tc>
@@ -6429,7 +6429,7 @@
           </w:tcPr>
           <w:p>
             <w:r>
-              <w:t>宣布项目二结业，预告项目三。布置🏁项目二大任务（一周内交）：一周生活费记账图纸（低于 100 弹『该省省了』），下次进机房真跑——记录册『大任务』页登记，+5 分</w:t>
+              <w:t>宣布项目二结业，预告项目三。布置🏁项目二大任务（一周）：本周生活费记账机器人——每天记 1 行流水，预算自定（例 500），低于 100 弹『该省省了』，下次进机房当场真跑给老师看</w:t>
             </w:r>
           </w:p>
         </w:tc>
@@ -6449,7 +6449,7 @@
           </w:tcPr>
           <w:p>
             <w:r>
-              <w:t>大任务下周进机房时收——跑通的和外卖图纸一起算发布会首批作品</w:t>
+              <w:t>检查只看两样：记录册流水 7 行＋机房当场跑通；算错正好用读→定位→改</w:t>
             </w:r>
           </w:p>
         </w:tc>
